--- a/系统优化.docx
+++ b/系统优化.docx
@@ -54,18 +54,7 @@
           <w:szCs w:val="24"/>
           <w:lang w:val="en-US" w:eastAsia="zh-CN"/>
         </w:rPr>
-        <w:t xml:space="preserve"> </w:t>
-      </w:r>
-      <w:bookmarkStart w:id="0" w:name="_GoBack"/>
-      <w:bookmarkEnd w:id="0"/>
-      <w:r>
-        <w:rPr>
-          <w:rFonts w:hint="eastAsia" w:ascii="宋体" w:hAnsi="宋体" w:eastAsia="宋体" w:cs="宋体"/>
-          <w:sz w:val="24"/>
-          <w:szCs w:val="24"/>
-          <w:lang w:val="en-US" w:eastAsia="zh-CN"/>
-        </w:rPr>
-        <w:t>我将用最简单最直接的语言告诉你如何优化自己的系统，以及CS2（</w:t>
+        <w:t xml:space="preserve"> 我将用最简单最直接的语言告诉你如何优化自己的系统，以及CS2（</w:t>
       </w:r>
       <w:r>
         <w:rPr>
@@ -238,6 +227,7 @@
     <w:p>
       <w:pPr>
         <w:numPr>
+          <w:ilvl w:val="0"/>
           <w:numId w:val="0"/>
         </w:numPr>
         <w:rPr>
@@ -270,6 +260,7 @@
     <w:p>
       <w:pPr>
         <w:numPr>
+          <w:ilvl w:val="0"/>
           <w:numId w:val="0"/>
         </w:numPr>
         <w:rPr>
@@ -354,6 +345,7 @@
     <w:p>
       <w:pPr>
         <w:numPr>
+          <w:ilvl w:val="0"/>
           <w:numId w:val="0"/>
         </w:numPr>
         <w:ind w:leftChars="0"/>
@@ -377,6 +369,7 @@
     <w:p>
       <w:pPr>
         <w:numPr>
+          <w:ilvl w:val="0"/>
           <w:numId w:val="0"/>
         </w:numPr>
         <w:ind w:leftChars="0"/>
@@ -400,6 +393,7 @@
     <w:p>
       <w:pPr>
         <w:numPr>
+          <w:ilvl w:val="0"/>
           <w:numId w:val="0"/>
         </w:numPr>
         <w:rPr>
@@ -460,6 +454,7 @@
     <w:p>
       <w:pPr>
         <w:numPr>
+          <w:ilvl w:val="0"/>
           <w:numId w:val="0"/>
         </w:numPr>
         <w:rPr>
@@ -482,6 +477,7 @@
     <w:p>
       <w:pPr>
         <w:numPr>
+          <w:ilvl w:val="0"/>
           <w:numId w:val="0"/>
         </w:numPr>
         <w:rPr>
@@ -543,6 +539,7 @@
     <w:p>
       <w:pPr>
         <w:numPr>
+          <w:ilvl w:val="0"/>
           <w:numId w:val="0"/>
         </w:numPr>
         <w:rPr>
@@ -565,6 +562,7 @@
     <w:p>
       <w:pPr>
         <w:numPr>
+          <w:ilvl w:val="0"/>
           <w:numId w:val="0"/>
         </w:numPr>
         <w:rPr>
@@ -625,6 +623,7 @@
     <w:p>
       <w:pPr>
         <w:numPr>
+          <w:ilvl w:val="0"/>
           <w:numId w:val="0"/>
         </w:numPr>
         <w:rPr>
@@ -647,19 +646,21 @@
     <w:p>
       <w:pPr>
         <w:numPr>
-          <w:numId w:val="0"/>
-        </w:numPr>
-        <w:rPr>
-          <w:rFonts w:hint="eastAsia" w:ascii="宋体" w:hAnsi="宋体" w:eastAsia="宋体" w:cs="宋体"/>
-          <w:sz w:val="24"/>
-          <w:szCs w:val="24"/>
-          <w:lang w:val="en-US" w:eastAsia="zh-CN"/>
-        </w:rPr>
-      </w:pPr>
-    </w:p>
-    <w:p>
-      <w:pPr>
-        <w:numPr>
+          <w:ilvl w:val="0"/>
+          <w:numId w:val="0"/>
+        </w:numPr>
+        <w:rPr>
+          <w:rFonts w:hint="eastAsia" w:ascii="宋体" w:hAnsi="宋体" w:eastAsia="宋体" w:cs="宋体"/>
+          <w:sz w:val="24"/>
+          <w:szCs w:val="24"/>
+          <w:lang w:val="en-US" w:eastAsia="zh-CN"/>
+        </w:rPr>
+      </w:pPr>
+    </w:p>
+    <w:p>
+      <w:pPr>
+        <w:numPr>
+          <w:ilvl w:val="0"/>
           <w:numId w:val="0"/>
         </w:numPr>
         <w:rPr>
@@ -720,6 +721,7 @@
     <w:p>
       <w:pPr>
         <w:numPr>
+          <w:ilvl w:val="0"/>
           <w:numId w:val="0"/>
         </w:numPr>
         <w:rPr>
@@ -742,6 +744,7 @@
     <w:p>
       <w:pPr>
         <w:numPr>
+          <w:ilvl w:val="0"/>
           <w:numId w:val="0"/>
         </w:numPr>
         <w:rPr>
@@ -764,6 +767,7 @@
     <w:p>
       <w:pPr>
         <w:numPr>
+          <w:ilvl w:val="0"/>
           <w:numId w:val="0"/>
         </w:numPr>
         <w:rPr>
@@ -825,6 +829,7 @@
     <w:p>
       <w:pPr>
         <w:numPr>
+          <w:ilvl w:val="0"/>
           <w:numId w:val="0"/>
         </w:numPr>
         <w:rPr>
@@ -871,27 +876,17 @@
     <w:p>
       <w:pPr>
         <w:numPr>
-          <w:numId w:val="0"/>
-        </w:numPr>
-        <w:ind w:leftChars="0"/>
-        <w:rPr>
-          <w:rFonts w:hint="eastAsia" w:ascii="宋体" w:hAnsi="宋体" w:eastAsia="宋体" w:cs="宋体"/>
-          <w:sz w:val="24"/>
-          <w:szCs w:val="24"/>
-          <w:lang w:val="en-US" w:eastAsia="zh-CN"/>
-        </w:rPr>
-      </w:pPr>
-      <w:r>
-        <w:rPr>
-          <w:rFonts w:hint="eastAsia" w:ascii="宋体" w:hAnsi="宋体" w:eastAsia="宋体" w:cs="宋体"/>
-          <w:sz w:val="24"/>
-          <w:szCs w:val="24"/>
-        </w:rPr>
+          <w:ilvl w:val="0"/>
+          <w:numId w:val="0"/>
+        </w:numPr>
+        <w:ind w:leftChars="0"/>
+      </w:pPr>
+      <w:r>
         <w:drawing>
           <wp:inline distT="0" distB="0" distL="114300" distR="114300">
-            <wp:extent cx="5269865" cy="4838700"/>
-            <wp:effectExtent l="0" t="0" r="10795" b="13335"/>
-            <wp:docPr id="8" name="图片 8"/>
+            <wp:extent cx="5269865" cy="3598545"/>
+            <wp:effectExtent l="0" t="0" r="10795" b="1905"/>
+            <wp:docPr id="3" name="图片 1"/>
             <wp:cNvGraphicFramePr>
               <a:graphicFrameLocks xmlns:a="http://schemas.openxmlformats.org/drawingml/2006/main" noChangeAspect="1"/>
             </wp:cNvGraphicFramePr>
@@ -899,7 +894,7 @@
               <a:graphicData uri="http://schemas.openxmlformats.org/drawingml/2006/picture">
                 <pic:pic xmlns:pic="http://schemas.openxmlformats.org/drawingml/2006/picture">
                   <pic:nvPicPr>
-                    <pic:cNvPr id="8" name="图片 8"/>
+                    <pic:cNvPr id="3" name="图片 1"/>
                     <pic:cNvPicPr>
                       <a:picLocks noChangeAspect="1"/>
                     </pic:cNvPicPr>
@@ -913,7 +908,7 @@
                   <pic:spPr>
                     <a:xfrm>
                       <a:off x="0" y="0"/>
-                      <a:ext cx="5269865" cy="4838700"/>
+                      <a:ext cx="5269865" cy="3598545"/>
                     </a:xfrm>
                     <a:prstGeom prst="rect">
                       <a:avLst/>
@@ -933,26 +928,30 @@
     <w:p>
       <w:pPr>
         <w:numPr>
-          <w:numId w:val="0"/>
-        </w:numPr>
-        <w:ind w:leftChars="0"/>
-        <w:rPr>
-          <w:rFonts w:hint="eastAsia" w:ascii="宋体" w:hAnsi="宋体" w:eastAsia="宋体" w:cs="宋体"/>
-          <w:sz w:val="24"/>
-          <w:szCs w:val="24"/>
-        </w:rPr>
-      </w:pPr>
-      <w:r>
-        <w:rPr>
-          <w:rFonts w:hint="eastAsia" w:ascii="宋体" w:hAnsi="宋体" w:eastAsia="宋体" w:cs="宋体"/>
-          <w:sz w:val="24"/>
-          <w:szCs w:val="24"/>
-        </w:rPr>
+          <w:ilvl w:val="0"/>
+          <w:numId w:val="0"/>
+        </w:numPr>
+        <w:ind w:leftChars="0"/>
+        <w:rPr>
+          <w:rFonts w:hint="eastAsia"/>
+          <w:lang w:val="en-US" w:eastAsia="zh-CN"/>
+        </w:rPr>
+      </w:pPr>
+    </w:p>
+    <w:p>
+      <w:pPr>
+        <w:numPr>
+          <w:ilvl w:val="0"/>
+          <w:numId w:val="0"/>
+        </w:numPr>
+        <w:ind w:leftChars="0"/>
+      </w:pPr>
+      <w:r>
         <w:drawing>
           <wp:inline distT="0" distB="0" distL="114300" distR="114300">
-            <wp:extent cx="5267960" cy="2976245"/>
-            <wp:effectExtent l="0" t="0" r="12700" b="6985"/>
-            <wp:docPr id="9" name="图片 9"/>
+            <wp:extent cx="5272405" cy="2160270"/>
+            <wp:effectExtent l="0" t="0" r="8255" b="0"/>
+            <wp:docPr id="8" name="图片 2"/>
             <wp:cNvGraphicFramePr>
               <a:graphicFrameLocks xmlns:a="http://schemas.openxmlformats.org/drawingml/2006/main" noChangeAspect="1"/>
             </wp:cNvGraphicFramePr>
@@ -960,7 +959,7 @@
               <a:graphicData uri="http://schemas.openxmlformats.org/drawingml/2006/picture">
                 <pic:pic xmlns:pic="http://schemas.openxmlformats.org/drawingml/2006/picture">
                   <pic:nvPicPr>
-                    <pic:cNvPr id="9" name="图片 9"/>
+                    <pic:cNvPr id="8" name="图片 2"/>
                     <pic:cNvPicPr>
                       <a:picLocks noChangeAspect="1"/>
                     </pic:cNvPicPr>
@@ -974,7 +973,7 @@
                   <pic:spPr>
                     <a:xfrm>
                       <a:off x="0" y="0"/>
-                      <a:ext cx="5267960" cy="2976245"/>
+                      <a:ext cx="5272405" cy="2160270"/>
                     </a:xfrm>
                     <a:prstGeom prst="rect">
                       <a:avLst/>
@@ -994,6 +993,176 @@
     <w:p>
       <w:pPr>
         <w:numPr>
+          <w:ilvl w:val="0"/>
+          <w:numId w:val="0"/>
+        </w:numPr>
+        <w:ind w:leftChars="0"/>
+      </w:pPr>
+    </w:p>
+    <w:p>
+      <w:pPr>
+        <w:numPr>
+          <w:ilvl w:val="0"/>
+          <w:numId w:val="0"/>
+        </w:numPr>
+        <w:ind w:leftChars="0"/>
+        <w:rPr>
+          <w:rFonts w:hint="eastAsia"/>
+        </w:rPr>
+      </w:pPr>
+      <w:r>
+        <w:drawing>
+          <wp:inline distT="0" distB="0" distL="114300" distR="114300">
+            <wp:extent cx="4951730" cy="897255"/>
+            <wp:effectExtent l="0" t="0" r="3175" b="11430"/>
+            <wp:docPr id="9" name="图片 3"/>
+            <wp:cNvGraphicFramePr>
+              <a:graphicFrameLocks xmlns:a="http://schemas.openxmlformats.org/drawingml/2006/main" noChangeAspect="1"/>
+            </wp:cNvGraphicFramePr>
+            <a:graphic xmlns:a="http://schemas.openxmlformats.org/drawingml/2006/main">
+              <a:graphicData uri="http://schemas.openxmlformats.org/drawingml/2006/picture">
+                <pic:pic xmlns:pic="http://schemas.openxmlformats.org/drawingml/2006/picture">
+                  <pic:nvPicPr>
+                    <pic:cNvPr id="9" name="图片 3"/>
+                    <pic:cNvPicPr>
+                      <a:picLocks noChangeAspect="1"/>
+                    </pic:cNvPicPr>
+                  </pic:nvPicPr>
+                  <pic:blipFill>
+                    <a:blip r:embed="rId11"/>
+                    <a:stretch>
+                      <a:fillRect/>
+                    </a:stretch>
+                  </pic:blipFill>
+                  <pic:spPr>
+                    <a:xfrm>
+                      <a:off x="0" y="0"/>
+                      <a:ext cx="4951730" cy="897255"/>
+                    </a:xfrm>
+                    <a:prstGeom prst="rect">
+                      <a:avLst/>
+                    </a:prstGeom>
+                    <a:noFill/>
+                    <a:ln>
+                      <a:noFill/>
+                    </a:ln>
+                  </pic:spPr>
+                </pic:pic>
+              </a:graphicData>
+            </a:graphic>
+          </wp:inline>
+        </w:drawing>
+      </w:r>
+    </w:p>
+    <w:p>
+      <w:pPr>
+        <w:numPr>
+          <w:ilvl w:val="0"/>
+          <w:numId w:val="0"/>
+        </w:numPr>
+        <w:ind w:leftChars="0"/>
+        <w:rPr>
+          <w:rFonts w:hint="eastAsia" w:ascii="宋体" w:hAnsi="宋体" w:eastAsia="宋体" w:cs="宋体"/>
+          <w:sz w:val="24"/>
+          <w:szCs w:val="24"/>
+          <w:lang w:val="en-US" w:eastAsia="zh-CN"/>
+        </w:rPr>
+      </w:pPr>
+    </w:p>
+    <w:p>
+      <w:pPr>
+        <w:numPr>
+          <w:ilvl w:val="0"/>
+          <w:numId w:val="0"/>
+        </w:numPr>
+        <w:ind w:leftChars="0"/>
+        <w:rPr>
+          <w:rFonts w:hint="eastAsia" w:ascii="宋体" w:hAnsi="宋体" w:eastAsia="宋体" w:cs="宋体"/>
+          <w:sz w:val="24"/>
+          <w:szCs w:val="24"/>
+          <w:lang w:val="en-US" w:eastAsia="zh-CN"/>
+        </w:rPr>
+      </w:pPr>
+    </w:p>
+    <w:p>
+      <w:pPr>
+        <w:numPr>
+          <w:ilvl w:val="0"/>
+          <w:numId w:val="0"/>
+        </w:numPr>
+        <w:ind w:leftChars="0"/>
+        <w:rPr>
+          <w:rFonts w:hint="eastAsia" w:ascii="宋体" w:hAnsi="宋体" w:eastAsia="宋体" w:cs="宋体"/>
+          <w:sz w:val="24"/>
+          <w:szCs w:val="24"/>
+          <w:lang w:val="en-US" w:eastAsia="zh-CN"/>
+        </w:rPr>
+      </w:pPr>
+    </w:p>
+    <w:p>
+      <w:pPr>
+        <w:numPr>
+          <w:ilvl w:val="0"/>
+          <w:numId w:val="0"/>
+        </w:numPr>
+        <w:ind w:leftChars="0"/>
+        <w:rPr>
+          <w:rFonts w:hint="eastAsia" w:ascii="宋体" w:hAnsi="宋体" w:eastAsia="宋体" w:cs="宋体"/>
+          <w:sz w:val="24"/>
+          <w:szCs w:val="24"/>
+          <w:lang w:val="en-US" w:eastAsia="zh-CN"/>
+        </w:rPr>
+      </w:pPr>
+    </w:p>
+    <w:p>
+      <w:pPr>
+        <w:numPr>
+          <w:ilvl w:val="0"/>
+          <w:numId w:val="0"/>
+        </w:numPr>
+        <w:ind w:leftChars="0"/>
+        <w:rPr>
+          <w:rFonts w:hint="eastAsia" w:ascii="宋体" w:hAnsi="宋体" w:eastAsia="宋体" w:cs="宋体"/>
+          <w:sz w:val="24"/>
+          <w:szCs w:val="24"/>
+          <w:lang w:val="en-US" w:eastAsia="zh-CN"/>
+        </w:rPr>
+      </w:pPr>
+    </w:p>
+    <w:p>
+      <w:pPr>
+        <w:numPr>
+          <w:ilvl w:val="0"/>
+          <w:numId w:val="0"/>
+        </w:numPr>
+        <w:ind w:leftChars="0"/>
+        <w:rPr>
+          <w:rFonts w:hint="eastAsia" w:ascii="宋体" w:hAnsi="宋体" w:eastAsia="宋体" w:cs="宋体"/>
+          <w:sz w:val="24"/>
+          <w:szCs w:val="24"/>
+          <w:lang w:val="en-US" w:eastAsia="zh-CN"/>
+        </w:rPr>
+      </w:pPr>
+    </w:p>
+    <w:p>
+      <w:pPr>
+        <w:numPr>
+          <w:ilvl w:val="0"/>
+          <w:numId w:val="0"/>
+        </w:numPr>
+        <w:ind w:leftChars="0"/>
+        <w:rPr>
+          <w:rFonts w:hint="eastAsia" w:ascii="宋体" w:hAnsi="宋体" w:eastAsia="宋体" w:cs="宋体"/>
+          <w:sz w:val="24"/>
+          <w:szCs w:val="24"/>
+          <w:lang w:val="en-US" w:eastAsia="zh-CN"/>
+        </w:rPr>
+      </w:pPr>
+    </w:p>
+    <w:p>
+      <w:pPr>
+        <w:numPr>
+          <w:ilvl w:val="0"/>
           <w:numId w:val="0"/>
         </w:numPr>
         <w:ind w:leftChars="0"/>
@@ -1017,6 +1186,7 @@
     <w:p>
       <w:pPr>
         <w:numPr>
+          <w:ilvl w:val="0"/>
           <w:numId w:val="0"/>
         </w:numPr>
         <w:ind w:leftChars="0"/>
@@ -1050,7 +1220,7 @@
                     </pic:cNvPicPr>
                   </pic:nvPicPr>
                   <pic:blipFill>
-                    <a:blip r:embed="rId11"/>
+                    <a:blip r:embed="rId12"/>
                     <a:stretch>
                       <a:fillRect/>
                     </a:stretch>
@@ -1078,6 +1248,7 @@
     <w:p>
       <w:pPr>
         <w:numPr>
+          <w:ilvl w:val="0"/>
           <w:numId w:val="0"/>
         </w:numPr>
         <w:ind w:leftChars="0"/>
@@ -1101,6 +1272,7 @@
     <w:p>
       <w:pPr>
         <w:numPr>
+          <w:ilvl w:val="0"/>
           <w:numId w:val="0"/>
         </w:numPr>
         <w:ind w:leftChars="0"/>
@@ -1135,7 +1307,7 @@
                     </pic:cNvPicPr>
                   </pic:nvPicPr>
                   <pic:blipFill>
-                    <a:blip r:embed="rId12"/>
+                    <a:blip r:embed="rId13"/>
                     <a:stretch>
                       <a:fillRect/>
                     </a:stretch>
@@ -1163,6 +1335,7 @@
     <w:p>
       <w:pPr>
         <w:numPr>
+          <w:ilvl w:val="0"/>
           <w:numId w:val="0"/>
         </w:numPr>
         <w:ind w:leftChars="0"/>
@@ -1186,6 +1359,7 @@
     <w:p>
       <w:pPr>
         <w:numPr>
+          <w:ilvl w:val="0"/>
           <w:numId w:val="0"/>
         </w:numPr>
         <w:ind w:leftChars="0"/>
@@ -1248,6 +1422,7 @@
     <w:p>
       <w:pPr>
         <w:numPr>
+          <w:ilvl w:val="0"/>
           <w:numId w:val="0"/>
         </w:numPr>
         <w:rPr>
@@ -1268,7 +1443,7 @@
           <w:szCs w:val="24"/>
           <w:lang w:val="en-US" w:eastAsia="zh-CN"/>
         </w:rPr>
-        <w:t>电源计划对电脑影响非常非常非常大，直接用我的电源计划就可以</w:t>
+        <w:t>电源计划对电脑影响非常非常非常大，直接用我的电源计划就可以（末尾链接）</w:t>
       </w:r>
       <w:r>
         <w:rPr>
@@ -1279,8 +1454,9 @@
           <w:spacing w:val="0"/>
           <w:sz w:val="24"/>
           <w:szCs w:val="24"/>
-        </w:rPr>
-        <w:t>https://pan.quark.cn/s/4c3e387b5a8f</w:t>
+          <w:lang w:eastAsia="zh-CN"/>
+        </w:rPr>
+        <w:t>，</w:t>
       </w:r>
       <w:r>
         <w:rPr>
@@ -1291,11 +1467,18 @@
           <w:spacing w:val="0"/>
           <w:sz w:val="24"/>
           <w:szCs w:val="24"/>
-          <w:lang w:eastAsia="zh-CN"/>
-        </w:rPr>
-        <w:t>，</w:t>
-      </w:r>
-      <w:r>
+          <w:lang w:val="en-US" w:eastAsia="zh-CN"/>
+        </w:rPr>
+        <w:t>自己从网上找教程怎么导入。</w:t>
+      </w:r>
+    </w:p>
+    <w:p>
+      <w:pPr>
+        <w:numPr>
+          <w:ilvl w:val="0"/>
+          <w:numId w:val="4"/>
+        </w:numPr>
+        <w:ind w:left="0" w:leftChars="0" w:firstLine="0" w:firstLineChars="0"/>
         <w:rPr>
           <w:rFonts w:hint="eastAsia" w:ascii="宋体" w:hAnsi="宋体" w:eastAsia="宋体" w:cs="宋体"/>
           <w:i w:val="0"/>
@@ -1306,16 +1489,20 @@
           <w:szCs w:val="24"/>
           <w:lang w:val="en-US" w:eastAsia="zh-CN"/>
         </w:rPr>
-        <w:t>自己从网上找教程怎么导入。</w:t>
-      </w:r>
-    </w:p>
-    <w:p>
-      <w:pPr>
-        <w:numPr>
-          <w:ilvl w:val="0"/>
-          <w:numId w:val="4"/>
-        </w:numPr>
-        <w:ind w:left="0" w:leftChars="0" w:firstLine="0" w:firstLineChars="0"/>
+      </w:pPr>
+      <w:r>
+        <w:rPr>
+          <w:rFonts w:hint="eastAsia" w:ascii="宋体" w:hAnsi="宋体" w:eastAsia="宋体" w:cs="宋体"/>
+          <w:i w:val="0"/>
+          <w:iCs w:val="0"/>
+          <w:spacing w:val="0"/>
+          <w:sz w:val="24"/>
+          <w:szCs w:val="24"/>
+          <w:lang w:val="en-US" w:eastAsia="zh-CN"/>
+        </w:rPr>
+        <w:t>B</w:t>
+      </w:r>
+      <w:r>
         <w:rPr>
           <w:rFonts w:hint="eastAsia" w:ascii="宋体" w:hAnsi="宋体" w:eastAsia="宋体" w:cs="宋体"/>
           <w:i w:val="0"/>
@@ -1326,20 +1513,16 @@
           <w:szCs w:val="24"/>
           <w:lang w:val="en-US" w:eastAsia="zh-CN"/>
         </w:rPr>
-      </w:pPr>
-      <w:r>
-        <w:rPr>
-          <w:rFonts w:hint="eastAsia" w:ascii="宋体" w:hAnsi="宋体" w:eastAsia="宋体" w:cs="宋体"/>
-          <w:i w:val="0"/>
-          <w:iCs w:val="0"/>
-          <w:spacing w:val="0"/>
-          <w:sz w:val="24"/>
-          <w:szCs w:val="24"/>
-          <w:lang w:val="en-US" w:eastAsia="zh-CN"/>
-        </w:rPr>
-        <w:t>B</w:t>
-      </w:r>
-      <w:r>
+        <w:t>oosterx调试</w:t>
+      </w:r>
+    </w:p>
+    <w:p>
+      <w:pPr>
+        <w:numPr>
+          <w:ilvl w:val="0"/>
+          <w:numId w:val="0"/>
+        </w:numPr>
+        <w:ind w:leftChars="0"/>
         <w:rPr>
           <w:rFonts w:hint="eastAsia" w:ascii="宋体" w:hAnsi="宋体" w:eastAsia="宋体" w:cs="宋体"/>
           <w:i w:val="0"/>
@@ -1350,15 +1533,8 @@
           <w:szCs w:val="24"/>
           <w:lang w:val="en-US" w:eastAsia="zh-CN"/>
         </w:rPr>
-        <w:t>oosterx调试</w:t>
-      </w:r>
-    </w:p>
-    <w:p>
-      <w:pPr>
-        <w:numPr>
-          <w:numId w:val="0"/>
-        </w:numPr>
-        <w:ind w:leftChars="0"/>
+      </w:pPr>
+      <w:r>
         <w:rPr>
           <w:rFonts w:hint="eastAsia" w:ascii="宋体" w:hAnsi="宋体" w:eastAsia="宋体" w:cs="宋体"/>
           <w:i w:val="0"/>
@@ -1369,8 +1545,16 @@
           <w:szCs w:val="24"/>
           <w:lang w:val="en-US" w:eastAsia="zh-CN"/>
         </w:rPr>
-      </w:pPr>
-      <w:r>
+        <w:t>里面有很多调试的东西，比如上面那个电源计划你都懒得导入的话，可以在里面选择电源计划导入，但如果要做到更好，还是用我的那个电源计划。里面的精简系统设置根据自己的需要来选择禁用，包括设备的禁用和组件，根据自己的需要去禁用，可以从网上找教程参考，每个人的需求都不一样，有的组件别人用不到，然后选择禁用了，但你不一定用不到。</w:t>
+      </w:r>
+    </w:p>
+    <w:p>
+      <w:pPr>
+        <w:numPr>
+          <w:ilvl w:val="0"/>
+          <w:numId w:val="4"/>
+        </w:numPr>
+        <w:ind w:left="0" w:leftChars="0" w:firstLine="0" w:firstLineChars="0"/>
         <w:rPr>
           <w:rFonts w:hint="eastAsia" w:ascii="宋体" w:hAnsi="宋体" w:eastAsia="宋体" w:cs="宋体"/>
           <w:i w:val="0"/>
@@ -1381,16 +1565,8 @@
           <w:szCs w:val="24"/>
           <w:lang w:val="en-US" w:eastAsia="zh-CN"/>
         </w:rPr>
-        <w:t>里面有很多调试的东西，比如上面那个电源计划你都懒得导入的话，可以在里面选择电源计划导入，但如果要做到更好，还是用我的那个电源计划。里面的精简系统设置根据自己的需要来选择禁用，包括设备的禁用和组件，根据自己的需要去禁用，可以从网上找教程参考，每个人的需求都不一样，有的组件别人用不到，然后选择禁用了，但你不一定用不到。</w:t>
-      </w:r>
-    </w:p>
-    <w:p>
-      <w:pPr>
-        <w:numPr>
-          <w:ilvl w:val="0"/>
-          <w:numId w:val="4"/>
-        </w:numPr>
-        <w:ind w:left="0" w:leftChars="0" w:firstLine="0" w:firstLineChars="0"/>
+      </w:pPr>
+      <w:r>
         <w:rPr>
           <w:rFonts w:hint="eastAsia" w:ascii="宋体" w:hAnsi="宋体" w:eastAsia="宋体" w:cs="宋体"/>
           <w:i w:val="0"/>
@@ -1401,8 +1577,16 @@
           <w:szCs w:val="24"/>
           <w:lang w:val="en-US" w:eastAsia="zh-CN"/>
         </w:rPr>
-      </w:pPr>
-      <w:r>
+        <w:t>WiseCare</w:t>
+      </w:r>
+    </w:p>
+    <w:p>
+      <w:pPr>
+        <w:numPr>
+          <w:ilvl w:val="0"/>
+          <w:numId w:val="0"/>
+        </w:numPr>
+        <w:ind w:leftChars="0"/>
         <w:rPr>
           <w:rFonts w:hint="eastAsia" w:ascii="宋体" w:hAnsi="宋体" w:eastAsia="宋体" w:cs="宋体"/>
           <w:i w:val="0"/>
@@ -1413,15 +1597,8 @@
           <w:szCs w:val="24"/>
           <w:lang w:val="en-US" w:eastAsia="zh-CN"/>
         </w:rPr>
-        <w:t>WiseCare</w:t>
-      </w:r>
-    </w:p>
-    <w:p>
-      <w:pPr>
-        <w:numPr>
-          <w:numId w:val="0"/>
-        </w:numPr>
-        <w:ind w:leftChars="0"/>
+      </w:pPr>
+      <w:r>
         <w:rPr>
           <w:rFonts w:hint="eastAsia" w:ascii="宋体" w:hAnsi="宋体" w:eastAsia="宋体" w:cs="宋体"/>
           <w:i w:val="0"/>
@@ -1432,24 +1609,13 @@
           <w:szCs w:val="24"/>
           <w:lang w:val="en-US" w:eastAsia="zh-CN"/>
         </w:rPr>
-      </w:pPr>
-      <w:r>
-        <w:rPr>
-          <w:rFonts w:hint="eastAsia" w:ascii="宋体" w:hAnsi="宋体" w:eastAsia="宋体" w:cs="宋体"/>
-          <w:i w:val="0"/>
-          <w:iCs w:val="0"/>
-          <w:caps w:val="0"/>
-          <w:spacing w:val="0"/>
-          <w:sz w:val="24"/>
-          <w:szCs w:val="24"/>
-          <w:lang w:val="en-US" w:eastAsia="zh-CN"/>
-        </w:rPr>
         <w:t>系统清理</w:t>
       </w:r>
     </w:p>
     <w:p>
       <w:pPr>
         <w:numPr>
+          <w:ilvl w:val="0"/>
           <w:numId w:val="0"/>
         </w:numPr>
         <w:ind w:leftChars="0"/>
@@ -1483,7 +1649,7 @@
                     </pic:cNvPicPr>
                   </pic:nvPicPr>
                   <pic:blipFill>
-                    <a:blip r:embed="rId13"/>
+                    <a:blip r:embed="rId14"/>
                     <a:stretch>
                       <a:fillRect/>
                     </a:stretch>
@@ -1511,6 +1677,7 @@
     <w:p>
       <w:pPr>
         <w:numPr>
+          <w:ilvl w:val="0"/>
           <w:numId w:val="0"/>
         </w:numPr>
         <w:ind w:leftChars="0"/>
@@ -1534,20 +1701,22 @@
     <w:p>
       <w:pPr>
         <w:numPr>
-          <w:numId w:val="0"/>
-        </w:numPr>
-        <w:ind w:leftChars="0"/>
-        <w:rPr>
-          <w:rFonts w:hint="eastAsia" w:ascii="宋体" w:hAnsi="宋体" w:eastAsia="宋体" w:cs="宋体"/>
-          <w:sz w:val="24"/>
-          <w:szCs w:val="24"/>
-          <w:lang w:val="en-US" w:eastAsia="zh-CN"/>
-        </w:rPr>
-      </w:pPr>
-    </w:p>
-    <w:p>
-      <w:pPr>
-        <w:numPr>
+          <w:ilvl w:val="0"/>
+          <w:numId w:val="0"/>
+        </w:numPr>
+        <w:ind w:leftChars="0"/>
+        <w:rPr>
+          <w:rFonts w:hint="eastAsia" w:ascii="宋体" w:hAnsi="宋体" w:eastAsia="宋体" w:cs="宋体"/>
+          <w:sz w:val="24"/>
+          <w:szCs w:val="24"/>
+          <w:lang w:val="en-US" w:eastAsia="zh-CN"/>
+        </w:rPr>
+      </w:pPr>
+    </w:p>
+    <w:p>
+      <w:pPr>
+        <w:numPr>
+          <w:ilvl w:val="0"/>
           <w:numId w:val="0"/>
         </w:numPr>
         <w:ind w:leftChars="0"/>
@@ -1581,7 +1750,7 @@
                     </pic:cNvPicPr>
                   </pic:nvPicPr>
                   <pic:blipFill>
-                    <a:blip r:embed="rId14"/>
+                    <a:blip r:embed="rId15"/>
                     <a:stretch>
                       <a:fillRect/>
                     </a:stretch>
@@ -1633,6 +1802,7 @@
     <w:p>
       <w:pPr>
         <w:numPr>
+          <w:ilvl w:val="0"/>
           <w:numId w:val="0"/>
         </w:numPr>
         <w:ind w:leftChars="0"/>
@@ -1656,6 +1826,7 @@
     <w:p>
       <w:pPr>
         <w:numPr>
+          <w:ilvl w:val="0"/>
           <w:numId w:val="0"/>
         </w:numPr>
         <w:ind w:leftChars="0"/>
@@ -1689,7 +1860,7 @@
                     </pic:cNvPicPr>
                   </pic:nvPicPr>
                   <pic:blipFill>
-                    <a:blip r:embed="rId15"/>
+                    <a:blip r:embed="rId16"/>
                     <a:stretch>
                       <a:fillRect/>
                     </a:stretch>
@@ -1717,32 +1888,35 @@
     <w:p>
       <w:pPr>
         <w:numPr>
-          <w:numId w:val="0"/>
-        </w:numPr>
-        <w:ind w:leftChars="0"/>
-        <w:rPr>
-          <w:rFonts w:hint="eastAsia" w:ascii="宋体" w:hAnsi="宋体" w:eastAsia="宋体" w:cs="宋体"/>
-          <w:sz w:val="24"/>
-          <w:szCs w:val="24"/>
-        </w:rPr>
-      </w:pPr>
-    </w:p>
-    <w:p>
-      <w:pPr>
-        <w:numPr>
-          <w:numId w:val="0"/>
-        </w:numPr>
-        <w:ind w:leftChars="0"/>
-        <w:rPr>
-          <w:rFonts w:hint="eastAsia" w:ascii="宋体" w:hAnsi="宋体" w:eastAsia="宋体" w:cs="宋体"/>
-          <w:sz w:val="24"/>
-          <w:szCs w:val="24"/>
-        </w:rPr>
-      </w:pPr>
-    </w:p>
-    <w:p>
-      <w:pPr>
-        <w:numPr>
+          <w:ilvl w:val="0"/>
+          <w:numId w:val="0"/>
+        </w:numPr>
+        <w:ind w:leftChars="0"/>
+        <w:rPr>
+          <w:rFonts w:hint="eastAsia" w:ascii="宋体" w:hAnsi="宋体" w:eastAsia="宋体" w:cs="宋体"/>
+          <w:sz w:val="24"/>
+          <w:szCs w:val="24"/>
+        </w:rPr>
+      </w:pPr>
+    </w:p>
+    <w:p>
+      <w:pPr>
+        <w:numPr>
+          <w:ilvl w:val="0"/>
+          <w:numId w:val="0"/>
+        </w:numPr>
+        <w:ind w:leftChars="0"/>
+        <w:rPr>
+          <w:rFonts w:hint="eastAsia" w:ascii="宋体" w:hAnsi="宋体" w:eastAsia="宋体" w:cs="宋体"/>
+          <w:sz w:val="24"/>
+          <w:szCs w:val="24"/>
+        </w:rPr>
+      </w:pPr>
+    </w:p>
+    <w:p>
+      <w:pPr>
+        <w:numPr>
+          <w:ilvl w:val="0"/>
           <w:numId w:val="0"/>
         </w:numPr>
         <w:ind w:leftChars="0"/>
@@ -1766,19 +1940,21 @@
     <w:p>
       <w:pPr>
         <w:numPr>
-          <w:numId w:val="0"/>
-        </w:numPr>
-        <w:ind w:leftChars="0"/>
-        <w:rPr>
-          <w:rFonts w:hint="eastAsia" w:ascii="宋体" w:hAnsi="宋体" w:eastAsia="宋体" w:cs="宋体"/>
-          <w:sz w:val="24"/>
-          <w:szCs w:val="24"/>
-        </w:rPr>
-      </w:pPr>
-    </w:p>
-    <w:p>
-      <w:pPr>
-        <w:numPr>
+          <w:ilvl w:val="0"/>
+          <w:numId w:val="0"/>
+        </w:numPr>
+        <w:ind w:leftChars="0"/>
+        <w:rPr>
+          <w:rFonts w:hint="eastAsia" w:ascii="宋体" w:hAnsi="宋体" w:eastAsia="宋体" w:cs="宋体"/>
+          <w:sz w:val="24"/>
+          <w:szCs w:val="24"/>
+        </w:rPr>
+      </w:pPr>
+    </w:p>
+    <w:p>
+      <w:pPr>
+        <w:numPr>
+          <w:ilvl w:val="0"/>
           <w:numId w:val="0"/>
         </w:numPr>
         <w:ind w:leftChars="0"/>
@@ -1840,6 +2016,7 @@
     <w:p>
       <w:pPr>
         <w:numPr>
+          <w:ilvl w:val="0"/>
           <w:numId w:val="0"/>
         </w:numPr>
         <w:rPr>
@@ -1862,6 +2039,7 @@
     <w:p>
       <w:pPr>
         <w:numPr>
+          <w:ilvl w:val="0"/>
           <w:numId w:val="0"/>
         </w:numPr>
         <w:rPr>
@@ -1884,6 +2062,7 @@
     <w:p>
       <w:pPr>
         <w:numPr>
+          <w:ilvl w:val="0"/>
           <w:numId w:val="0"/>
         </w:numPr>
         <w:rPr>
@@ -1916,7 +2095,7 @@
                     </pic:cNvPicPr>
                   </pic:nvPicPr>
                   <pic:blipFill>
-                    <a:blip r:embed="rId16"/>
+                    <a:blip r:embed="rId17"/>
                     <a:stretch>
                       <a:fillRect/>
                     </a:stretch>
@@ -1944,19 +2123,21 @@
     <w:p>
       <w:pPr>
         <w:numPr>
-          <w:numId w:val="0"/>
-        </w:numPr>
-        <w:rPr>
-          <w:rFonts w:hint="eastAsia" w:ascii="宋体" w:hAnsi="宋体" w:eastAsia="宋体" w:cs="宋体"/>
-          <w:sz w:val="24"/>
-          <w:szCs w:val="24"/>
-          <w:lang w:val="en-US" w:eastAsia="zh-CN"/>
-        </w:rPr>
-      </w:pPr>
-    </w:p>
-    <w:p>
-      <w:pPr>
-        <w:numPr>
+          <w:ilvl w:val="0"/>
+          <w:numId w:val="0"/>
+        </w:numPr>
+        <w:rPr>
+          <w:rFonts w:hint="eastAsia" w:ascii="宋体" w:hAnsi="宋体" w:eastAsia="宋体" w:cs="宋体"/>
+          <w:sz w:val="24"/>
+          <w:szCs w:val="24"/>
+          <w:lang w:val="en-US" w:eastAsia="zh-CN"/>
+        </w:rPr>
+      </w:pPr>
+    </w:p>
+    <w:p>
+      <w:pPr>
+        <w:numPr>
+          <w:ilvl w:val="0"/>
           <w:numId w:val="0"/>
         </w:numPr>
         <w:rPr>
@@ -1979,6 +2160,7 @@
     <w:p>
       <w:pPr>
         <w:numPr>
+          <w:ilvl w:val="0"/>
           <w:numId w:val="0"/>
         </w:numPr>
         <w:rPr>
@@ -2005,10 +2187,11 @@
     <w:p>
       <w:pPr>
         <w:numPr>
-          <w:numId w:val="0"/>
-        </w:numPr>
-        <w:rPr>
-          <w:rFonts w:hint="eastAsia" w:ascii="宋体" w:hAnsi="宋体" w:eastAsia="宋体" w:cs="宋体"/>
+          <w:ilvl w:val="0"/>
+          <w:numId w:val="0"/>
+        </w:numPr>
+        <w:rPr>
+          <w:rFonts w:hint="default" w:ascii="宋体" w:hAnsi="宋体" w:eastAsia="微软雅黑" w:cs="宋体"/>
           <w:b w:val="0"/>
           <w:bCs w:val="0"/>
           <w:sz w:val="24"/>
@@ -2025,12 +2208,57 @@
           <w:szCs w:val="24"/>
           <w:lang w:val="en-US" w:eastAsia="zh-CN"/>
         </w:rPr>
-        <w:t>修改为40</w:t>
-      </w:r>
-    </w:p>
-    <w:p>
-      <w:pPr>
-        <w:numPr>
+        <w:t>修改为</w:t>
+      </w:r>
+      <w:r>
+        <w:rPr>
+          <w:rFonts w:ascii="微软雅黑" w:hAnsi="微软雅黑" w:eastAsia="微软雅黑" w:cs="微软雅黑"/>
+          <w:i w:val="0"/>
+          <w:iCs w:val="0"/>
+          <w:caps w:val="0"/>
+          <w:color w:val="18191C"/>
+          <w:spacing w:val="0"/>
+          <w:sz w:val="21"/>
+          <w:szCs w:val="21"/>
+          <w:shd w:val="clear" w:fill="FFFFFF"/>
+        </w:rPr>
+        <w:t>38、40、41、42</w:t>
+      </w:r>
+      <w:r>
+        <w:rPr>
+          <w:rFonts w:hint="eastAsia" w:ascii="微软雅黑" w:hAnsi="微软雅黑" w:eastAsia="微软雅黑" w:cs="微软雅黑"/>
+          <w:i w:val="0"/>
+          <w:iCs w:val="0"/>
+          <w:caps w:val="0"/>
+          <w:color w:val="18191C"/>
+          <w:spacing w:val="0"/>
+          <w:sz w:val="21"/>
+          <w:szCs w:val="21"/>
+          <w:shd w:val="clear" w:fill="FFFFFF"/>
+          <w:lang w:eastAsia="zh-CN"/>
+        </w:rPr>
+        <w:t>，</w:t>
+      </w:r>
+      <w:r>
+        <w:rPr>
+          <w:rFonts w:hint="eastAsia" w:ascii="微软雅黑" w:hAnsi="微软雅黑" w:eastAsia="微软雅黑" w:cs="微软雅黑"/>
+          <w:i w:val="0"/>
+          <w:iCs w:val="0"/>
+          <w:caps w:val="0"/>
+          <w:color w:val="18191C"/>
+          <w:spacing w:val="0"/>
+          <w:sz w:val="21"/>
+          <w:szCs w:val="21"/>
+          <w:shd w:val="clear" w:fill="FFFFFF"/>
+          <w:lang w:val="en-US" w:eastAsia="zh-CN"/>
+        </w:rPr>
+        <w:t>自己试</w:t>
+      </w:r>
+    </w:p>
+    <w:p>
+      <w:pPr>
+        <w:numPr>
+          <w:ilvl w:val="0"/>
           <w:numId w:val="0"/>
         </w:numPr>
         <w:rPr>
@@ -2063,7 +2291,7 @@
                     </pic:cNvPicPr>
                   </pic:nvPicPr>
                   <pic:blipFill>
-                    <a:blip r:embed="rId17"/>
+                    <a:blip r:embed="rId18"/>
                     <a:stretch>
                       <a:fillRect/>
                     </a:stretch>
@@ -2091,6 +2319,7 @@
     <w:p>
       <w:pPr>
         <w:numPr>
+          <w:ilvl w:val="0"/>
           <w:numId w:val="0"/>
         </w:numPr>
         <w:rPr>
@@ -2136,6 +2365,7 @@
     <w:p>
       <w:pPr>
         <w:numPr>
+          <w:ilvl w:val="0"/>
           <w:numId w:val="0"/>
         </w:numPr>
         <w:rPr>
@@ -2158,6 +2388,7 @@
     <w:p>
       <w:pPr>
         <w:numPr>
+          <w:ilvl w:val="0"/>
           <w:numId w:val="0"/>
         </w:numPr>
         <w:rPr>
@@ -2190,7 +2421,7 @@
                     </pic:cNvPicPr>
                   </pic:nvPicPr>
                   <pic:blipFill>
-                    <a:blip r:embed="rId18"/>
+                    <a:blip r:embed="rId19"/>
                     <a:stretch>
                       <a:fillRect/>
                     </a:stretch>
@@ -2218,6 +2449,7 @@
     <w:p>
       <w:pPr>
         <w:numPr>
+          <w:ilvl w:val="0"/>
           <w:numId w:val="0"/>
         </w:numPr>
         <w:rPr>
@@ -2240,19 +2472,21 @@
     <w:p>
       <w:pPr>
         <w:numPr>
-          <w:numId w:val="0"/>
-        </w:numPr>
-        <w:rPr>
-          <w:rFonts w:hint="eastAsia" w:ascii="宋体" w:hAnsi="宋体" w:eastAsia="宋体" w:cs="宋体"/>
-          <w:sz w:val="24"/>
-          <w:szCs w:val="24"/>
-          <w:lang w:val="en-US" w:eastAsia="zh-CN"/>
-        </w:rPr>
-      </w:pPr>
-    </w:p>
-    <w:p>
-      <w:pPr>
-        <w:numPr>
+          <w:ilvl w:val="0"/>
+          <w:numId w:val="0"/>
+        </w:numPr>
+        <w:rPr>
+          <w:rFonts w:hint="eastAsia" w:ascii="宋体" w:hAnsi="宋体" w:eastAsia="宋体" w:cs="宋体"/>
+          <w:sz w:val="24"/>
+          <w:szCs w:val="24"/>
+          <w:lang w:val="en-US" w:eastAsia="zh-CN"/>
+        </w:rPr>
+      </w:pPr>
+    </w:p>
+    <w:p>
+      <w:pPr>
+        <w:numPr>
+          <w:ilvl w:val="0"/>
           <w:numId w:val="0"/>
         </w:numPr>
         <w:rPr>
@@ -2286,7 +2520,7 @@
                     </pic:cNvPicPr>
                   </pic:nvPicPr>
                   <pic:blipFill>
-                    <a:blip r:embed="rId19"/>
+                    <a:blip r:embed="rId20"/>
                     <a:stretch>
                       <a:fillRect/>
                     </a:stretch>
@@ -2314,19 +2548,371 @@
     <w:p>
       <w:pPr>
         <w:numPr>
-          <w:numId w:val="0"/>
-        </w:numPr>
-        <w:rPr>
-          <w:rFonts w:hint="eastAsia" w:ascii="宋体" w:hAnsi="宋体" w:eastAsia="宋体" w:cs="宋体"/>
-          <w:sz w:val="24"/>
-          <w:szCs w:val="24"/>
-          <w:lang w:val="en-US" w:eastAsia="zh-CN"/>
-        </w:rPr>
-      </w:pPr>
-    </w:p>
-    <w:p>
-      <w:pPr>
-        <w:numPr>
+          <w:ilvl w:val="0"/>
+          <w:numId w:val="0"/>
+        </w:numPr>
+        <w:rPr>
+          <w:rFonts w:hint="eastAsia" w:ascii="宋体" w:hAnsi="宋体" w:eastAsia="宋体" w:cs="宋体"/>
+          <w:sz w:val="24"/>
+          <w:szCs w:val="24"/>
+          <w:lang w:val="en-US" w:eastAsia="zh-CN"/>
+        </w:rPr>
+      </w:pPr>
+    </w:p>
+    <w:p>
+      <w:pPr>
+        <w:numPr>
+          <w:ilvl w:val="0"/>
+          <w:numId w:val="0"/>
+        </w:numPr>
+        <w:rPr>
+          <w:rFonts w:hint="eastAsia" w:ascii="宋体" w:hAnsi="宋体" w:eastAsia="宋体" w:cs="宋体"/>
+          <w:sz w:val="24"/>
+          <w:szCs w:val="24"/>
+          <w:lang w:val="en-US" w:eastAsia="zh-CN"/>
+        </w:rPr>
+      </w:pPr>
+      <w:r>
+        <w:rPr>
+          <w:rFonts w:hint="eastAsia" w:ascii="宋体" w:hAnsi="宋体" w:eastAsia="宋体" w:cs="宋体"/>
+          <w:sz w:val="24"/>
+          <w:szCs w:val="24"/>
+          <w:lang w:val="en-US" w:eastAsia="zh-CN"/>
+        </w:rPr>
+        <w:t>完善 MMCSS（多媒体类调度）的游戏优先级</w:t>
+      </w:r>
+    </w:p>
+    <w:p>
+      <w:pPr>
+        <w:numPr>
+          <w:ilvl w:val="0"/>
+          <w:numId w:val="0"/>
+        </w:numPr>
+        <w:rPr>
+          <w:rFonts w:hint="eastAsia" w:ascii="宋体" w:hAnsi="宋体" w:eastAsia="宋体" w:cs="宋体"/>
+          <w:sz w:val="24"/>
+          <w:szCs w:val="24"/>
+          <w:lang w:val="en-US" w:eastAsia="zh-CN"/>
+        </w:rPr>
+      </w:pPr>
+      <w:r>
+        <w:rPr>
+          <w:rFonts w:hint="eastAsia" w:ascii="宋体" w:hAnsi="宋体" w:eastAsia="宋体" w:cs="宋体"/>
+          <w:sz w:val="24"/>
+          <w:szCs w:val="24"/>
+          <w:lang w:val="en-US" w:eastAsia="zh-CN"/>
+        </w:rPr>
+        <w:t>刚才改的 ⁠SystemResponsiveness⁠ 属于总开关，它下面还有一个专门针对“Games”任务的子项。修改这里能让 Windows 调度器把 CS2 的 CPU 线程和 GPU 渲染队列推到最高优先级。</w:t>
+      </w:r>
+    </w:p>
+    <w:p>
+      <w:pPr>
+        <w:numPr>
+          <w:ilvl w:val="0"/>
+          <w:numId w:val="0"/>
+        </w:numPr>
+        <w:rPr>
+          <w:rFonts w:hint="eastAsia" w:ascii="宋体" w:hAnsi="宋体" w:eastAsia="宋体" w:cs="宋体"/>
+          <w:sz w:val="24"/>
+          <w:szCs w:val="24"/>
+          <w:lang w:val="en-US" w:eastAsia="zh-CN"/>
+        </w:rPr>
+      </w:pPr>
+      <w:r>
+        <w:rPr>
+          <w:rFonts w:hint="eastAsia" w:ascii="宋体" w:hAnsi="宋体" w:eastAsia="宋体" w:cs="宋体"/>
+          <w:sz w:val="24"/>
+          <w:szCs w:val="24"/>
+          <w:lang w:val="en-US" w:eastAsia="zh-CN"/>
+        </w:rPr>
+        <w:t xml:space="preserve"> 路径：计算机\HKEY_LOCAL_MACHINE\SOFTWARE\Microsoft\Windows NT\CurrentVersion\Multimedia\SystemProfile\Tasks\Games⁠</w:t>
+      </w:r>
+    </w:p>
+    <w:p>
+      <w:pPr>
+        <w:numPr>
+          <w:ilvl w:val="0"/>
+          <w:numId w:val="0"/>
+        </w:numPr>
+        <w:rPr>
+          <w:rFonts w:hint="eastAsia" w:ascii="宋体" w:hAnsi="宋体" w:eastAsia="宋体" w:cs="宋体"/>
+          <w:sz w:val="24"/>
+          <w:szCs w:val="24"/>
+          <w:lang w:val="en-US" w:eastAsia="zh-CN"/>
+        </w:rPr>
+      </w:pPr>
+      <w:r>
+        <w:rPr>
+          <w:rFonts w:hint="eastAsia" w:ascii="宋体" w:hAnsi="宋体" w:eastAsia="宋体" w:cs="宋体"/>
+          <w:sz w:val="24"/>
+          <w:szCs w:val="24"/>
+          <w:lang w:val="en-US" w:eastAsia="zh-CN"/>
+        </w:rPr>
+        <w:t xml:space="preserve"> 需要确认或修改的值：</w:t>
+      </w:r>
+    </w:p>
+    <w:p>
+      <w:pPr>
+        <w:numPr>
+          <w:ilvl w:val="0"/>
+          <w:numId w:val="0"/>
+        </w:numPr>
+        <w:rPr>
+          <w:rFonts w:hint="eastAsia" w:ascii="宋体" w:hAnsi="宋体" w:eastAsia="宋体" w:cs="宋体"/>
+          <w:sz w:val="24"/>
+          <w:szCs w:val="24"/>
+          <w:lang w:val="en-US" w:eastAsia="zh-CN"/>
+        </w:rPr>
+      </w:pPr>
+      <w:r>
+        <w:rPr>
+          <w:rFonts w:hint="eastAsia" w:ascii="宋体" w:hAnsi="宋体" w:eastAsia="宋体" w:cs="宋体"/>
+          <w:sz w:val="24"/>
+          <w:szCs w:val="24"/>
+          <w:lang w:val="en-US" w:eastAsia="zh-CN"/>
+        </w:rPr>
+        <w:t xml:space="preserve"> ⁠GPU Priority⁠ 改为 8（十进制）</w:t>
+      </w:r>
+    </w:p>
+    <w:p>
+      <w:pPr>
+        <w:numPr>
+          <w:ilvl w:val="0"/>
+          <w:numId w:val="0"/>
+        </w:numPr>
+        <w:rPr>
+          <w:rFonts w:hint="eastAsia" w:ascii="宋体" w:hAnsi="宋体" w:eastAsia="宋体" w:cs="宋体"/>
+          <w:sz w:val="24"/>
+          <w:szCs w:val="24"/>
+          <w:lang w:val="en-US" w:eastAsia="zh-CN"/>
+        </w:rPr>
+      </w:pPr>
+      <w:r>
+        <w:rPr>
+          <w:rFonts w:hint="eastAsia" w:ascii="宋体" w:hAnsi="宋体" w:eastAsia="宋体" w:cs="宋体"/>
+          <w:sz w:val="24"/>
+          <w:szCs w:val="24"/>
+          <w:lang w:val="en-US" w:eastAsia="zh-CN"/>
+        </w:rPr>
+        <w:t xml:space="preserve"> ⁠Priority⁠ 改为6（十进制）</w:t>
+      </w:r>
+    </w:p>
+    <w:p>
+      <w:pPr>
+        <w:numPr>
+          <w:ilvl w:val="0"/>
+          <w:numId w:val="0"/>
+        </w:numPr>
+        <w:rPr>
+          <w:rFonts w:hint="eastAsia" w:ascii="宋体" w:hAnsi="宋体" w:eastAsia="宋体" w:cs="宋体"/>
+          <w:sz w:val="24"/>
+          <w:szCs w:val="24"/>
+          <w:lang w:val="en-US" w:eastAsia="zh-CN"/>
+        </w:rPr>
+      </w:pPr>
+      <w:r>
+        <w:rPr>
+          <w:rFonts w:hint="eastAsia" w:ascii="宋体" w:hAnsi="宋体" w:eastAsia="宋体" w:cs="宋体"/>
+          <w:sz w:val="24"/>
+          <w:szCs w:val="24"/>
+          <w:lang w:val="en-US" w:eastAsia="zh-CN"/>
+        </w:rPr>
+        <w:t xml:space="preserve"> ⁠Scheduling Category字符串值改为 ⁠High⁠</w:t>
+      </w:r>
+    </w:p>
+    <w:p>
+      <w:pPr>
+        <w:numPr>
+          <w:ilvl w:val="0"/>
+          <w:numId w:val="0"/>
+        </w:numPr>
+        <w:rPr>
+          <w:rFonts w:hint="eastAsia" w:ascii="宋体" w:hAnsi="宋体" w:eastAsia="宋体" w:cs="宋体"/>
+          <w:sz w:val="24"/>
+          <w:szCs w:val="24"/>
+          <w:lang w:val="en-US" w:eastAsia="zh-CN"/>
+        </w:rPr>
+      </w:pPr>
+      <w:r>
+        <w:rPr>
+          <w:rFonts w:hint="eastAsia" w:ascii="宋体" w:hAnsi="宋体" w:eastAsia="宋体" w:cs="宋体"/>
+          <w:sz w:val="24"/>
+          <w:szCs w:val="24"/>
+          <w:lang w:val="en-US" w:eastAsia="zh-CN"/>
+        </w:rPr>
+        <w:t xml:space="preserve"> ⁠SFIO Priority字符串值改为 ⁠High⁠</w:t>
+      </w:r>
+    </w:p>
+    <w:p>
+      <w:pPr>
+        <w:numPr>
+          <w:ilvl w:val="0"/>
+          <w:numId w:val="0"/>
+        </w:numPr>
+        <w:rPr>
+          <w:rFonts w:hint="eastAsia" w:ascii="宋体" w:hAnsi="宋体" w:eastAsia="宋体" w:cs="宋体"/>
+          <w:sz w:val="24"/>
+          <w:szCs w:val="24"/>
+          <w:lang w:val="en-US" w:eastAsia="zh-CN"/>
+        </w:rPr>
+      </w:pPr>
+    </w:p>
+    <w:p>
+      <w:pPr>
+        <w:numPr>
+          <w:ilvl w:val="0"/>
+          <w:numId w:val="0"/>
+        </w:numPr>
+        <w:rPr>
+          <w:rFonts w:hint="eastAsia" w:ascii="宋体" w:hAnsi="宋体" w:eastAsia="宋体" w:cs="宋体"/>
+          <w:sz w:val="24"/>
+          <w:szCs w:val="24"/>
+          <w:lang w:val="en-US" w:eastAsia="zh-CN"/>
+        </w:rPr>
+      </w:pPr>
+      <w:r>
+        <w:rPr>
+          <w:rFonts w:hint="eastAsia" w:ascii="宋体" w:hAnsi="宋体" w:eastAsia="宋体" w:cs="宋体"/>
+          <w:sz w:val="24"/>
+          <w:szCs w:val="24"/>
+          <w:lang w:val="en-US" w:eastAsia="zh-CN"/>
+        </w:rPr>
+        <w:t xml:space="preserve"> 彻底干掉 Windows 游戏录制（Game DVR）</w:t>
+      </w:r>
+    </w:p>
+    <w:p>
+      <w:pPr>
+        <w:numPr>
+          <w:ilvl w:val="0"/>
+          <w:numId w:val="0"/>
+        </w:numPr>
+        <w:rPr>
+          <w:rFonts w:hint="eastAsia" w:ascii="宋体" w:hAnsi="宋体" w:eastAsia="宋体" w:cs="宋体"/>
+          <w:sz w:val="24"/>
+          <w:szCs w:val="24"/>
+          <w:lang w:val="en-US" w:eastAsia="zh-CN"/>
+        </w:rPr>
+      </w:pPr>
+      <w:r>
+        <w:rPr>
+          <w:rFonts w:hint="eastAsia" w:ascii="宋体" w:hAnsi="宋体" w:eastAsia="宋体" w:cs="宋体"/>
+          <w:sz w:val="24"/>
+          <w:szCs w:val="24"/>
+          <w:lang w:val="en-US" w:eastAsia="zh-CN"/>
+        </w:rPr>
+        <w:t>Windows 自带的 Xbox Game Bar 录制功能即便在系统设置里关了，底层依然可能在游戏全屏化时进行钩子（Hook）注入，这在笔记本环境下极易引发 1% Low 帧的突发性卡顿（Micro-stutter）和额外的画面延迟。</w:t>
+      </w:r>
+    </w:p>
+    <w:p>
+      <w:pPr>
+        <w:numPr>
+          <w:ilvl w:val="0"/>
+          <w:numId w:val="0"/>
+        </w:numPr>
+        <w:rPr>
+          <w:rFonts w:hint="eastAsia" w:ascii="宋体" w:hAnsi="宋体" w:eastAsia="宋体" w:cs="宋体"/>
+          <w:sz w:val="24"/>
+          <w:szCs w:val="24"/>
+          <w:lang w:val="en-US" w:eastAsia="zh-CN"/>
+        </w:rPr>
+      </w:pPr>
+      <w:r>
+        <w:rPr>
+          <w:rFonts w:hint="eastAsia" w:ascii="宋体" w:hAnsi="宋体" w:eastAsia="宋体" w:cs="宋体"/>
+          <w:sz w:val="24"/>
+          <w:szCs w:val="24"/>
+          <w:lang w:val="en-US" w:eastAsia="zh-CN"/>
+        </w:rPr>
+        <w:t xml:space="preserve"> 路径：计算机\HKEY_CURRENT_USER\System\GameConfigStore⁠</w:t>
+      </w:r>
+    </w:p>
+    <w:p>
+      <w:pPr>
+        <w:numPr>
+          <w:ilvl w:val="0"/>
+          <w:numId w:val="0"/>
+        </w:numPr>
+        <w:rPr>
+          <w:rFonts w:hint="eastAsia" w:ascii="宋体" w:hAnsi="宋体" w:eastAsia="宋体" w:cs="宋体"/>
+          <w:sz w:val="24"/>
+          <w:szCs w:val="24"/>
+          <w:lang w:val="en-US" w:eastAsia="zh-CN"/>
+        </w:rPr>
+      </w:pPr>
+      <w:r>
+        <w:rPr>
+          <w:rFonts w:hint="eastAsia" w:ascii="宋体" w:hAnsi="宋体" w:eastAsia="宋体" w:cs="宋体"/>
+          <w:sz w:val="24"/>
+          <w:szCs w:val="24"/>
+          <w:lang w:val="en-US" w:eastAsia="zh-CN"/>
+        </w:rPr>
+        <w:t xml:space="preserve"> 需要修改的值：</w:t>
+      </w:r>
+    </w:p>
+    <w:p>
+      <w:pPr>
+        <w:numPr>
+          <w:ilvl w:val="0"/>
+          <w:numId w:val="0"/>
+        </w:numPr>
+        <w:rPr>
+          <w:rFonts w:hint="eastAsia" w:ascii="宋体" w:hAnsi="宋体" w:eastAsia="宋体" w:cs="宋体"/>
+          <w:sz w:val="24"/>
+          <w:szCs w:val="24"/>
+          <w:lang w:val="en-US" w:eastAsia="zh-CN"/>
+        </w:rPr>
+      </w:pPr>
+      <w:r>
+        <w:rPr>
+          <w:rFonts w:hint="eastAsia" w:ascii="宋体" w:hAnsi="宋体" w:eastAsia="宋体" w:cs="宋体"/>
+          <w:sz w:val="24"/>
+          <w:szCs w:val="24"/>
+          <w:lang w:val="en-US" w:eastAsia="zh-CN"/>
+        </w:rPr>
+        <w:t xml:space="preserve"> ⁠GameDVR_Enabled⁠ 改为 0⁠（十进制）</w:t>
+      </w:r>
+    </w:p>
+    <w:p>
+      <w:pPr>
+        <w:numPr>
+          <w:ilvl w:val="0"/>
+          <w:numId w:val="0"/>
+        </w:numPr>
+        <w:rPr>
+          <w:rFonts w:hint="eastAsia" w:ascii="宋体" w:hAnsi="宋体" w:eastAsia="宋体" w:cs="宋体"/>
+          <w:sz w:val="24"/>
+          <w:szCs w:val="24"/>
+          <w:lang w:val="en-US" w:eastAsia="zh-CN"/>
+        </w:rPr>
+      </w:pPr>
+      <w:r>
+        <w:rPr>
+          <w:rFonts w:hint="eastAsia" w:ascii="宋体" w:hAnsi="宋体" w:eastAsia="宋体" w:cs="宋体"/>
+          <w:sz w:val="24"/>
+          <w:szCs w:val="24"/>
+          <w:lang w:val="en-US" w:eastAsia="zh-CN"/>
+        </w:rPr>
+        <w:t xml:space="preserve"> ⁠GameDVR_FSEBehaviorMode⁠ 改为⁠2⁠（十进制，作用是禁用全屏优化干扰）</w:t>
+      </w:r>
+    </w:p>
+    <w:p>
+      <w:pPr>
+        <w:numPr>
+          <w:ilvl w:val="0"/>
+          <w:numId w:val="0"/>
+        </w:numPr>
+        <w:rPr>
+          <w:rFonts w:hint="eastAsia" w:ascii="宋体" w:hAnsi="宋体" w:eastAsia="宋体" w:cs="宋体"/>
+          <w:sz w:val="24"/>
+          <w:szCs w:val="24"/>
+          <w:lang w:val="en-US" w:eastAsia="zh-CN"/>
+        </w:rPr>
+      </w:pPr>
+    </w:p>
+    <w:p>
+      <w:pPr>
+        <w:numPr>
+          <w:ilvl w:val="0"/>
           <w:numId w:val="0"/>
         </w:numPr>
         <w:rPr>
@@ -2402,7 +2988,7 @@
                     </pic:cNvPicPr>
                   </pic:nvPicPr>
                   <pic:blipFill>
-                    <a:blip r:embed="rId20"/>
+                    <a:blip r:embed="rId21"/>
                     <a:stretch>
                       <a:fillRect/>
                     </a:stretch>
@@ -2478,28 +3064,32 @@
     <w:p>
       <w:pPr>
         <w:numPr>
-          <w:numId w:val="0"/>
-        </w:numPr>
-        <w:rPr>
-          <w:rFonts w:hint="eastAsia" w:ascii="宋体" w:hAnsi="宋体" w:eastAsia="宋体" w:cs="宋体"/>
-          <w:sz w:val="24"/>
-          <w:szCs w:val="24"/>
-          <w:lang w:val="en-US" w:eastAsia="zh-CN"/>
-        </w:rPr>
-      </w:pPr>
-      <w:r>
-        <w:rPr>
-          <w:rFonts w:hint="eastAsia" w:ascii="宋体" w:hAnsi="宋体" w:eastAsia="宋体" w:cs="宋体"/>
-          <w:sz w:val="24"/>
-          <w:szCs w:val="24"/>
-          <w:lang w:val="en-US" w:eastAsia="zh-CN"/>
-        </w:rPr>
-        <w:t>游戏最高fps，追求平均帧的，在控制台输入fps_max 0，不锁帧，追求low帧高的，可以锁300或400</w:t>
-      </w:r>
-    </w:p>
-    <w:p>
-      <w:pPr>
-        <w:numPr>
+          <w:ilvl w:val="0"/>
+          <w:numId w:val="0"/>
+        </w:numPr>
+        <w:rPr>
+          <w:rFonts w:hint="default" w:ascii="宋体" w:hAnsi="宋体" w:eastAsia="宋体" w:cs="宋体"/>
+          <w:sz w:val="24"/>
+          <w:szCs w:val="24"/>
+          <w:lang w:val="en-US" w:eastAsia="zh-CN"/>
+        </w:rPr>
+      </w:pPr>
+      <w:r>
+        <w:rPr>
+          <w:rFonts w:hint="eastAsia" w:ascii="宋体" w:hAnsi="宋体" w:eastAsia="宋体" w:cs="宋体"/>
+          <w:sz w:val="24"/>
+          <w:szCs w:val="24"/>
+          <w:lang w:val="en-US" w:eastAsia="zh-CN"/>
+        </w:rPr>
+        <w:t>游戏最高fps，追求平均帧的，在控制台输入fps_max 0，不锁帧，追求low帧高的，可以锁300或400，比显示器fps多25％左右。</w:t>
+      </w:r>
+      <w:bookmarkStart w:id="0" w:name="_GoBack"/>
+      <w:bookmarkEnd w:id="0"/>
+    </w:p>
+    <w:p>
+      <w:pPr>
+        <w:numPr>
+          <w:ilvl w:val="0"/>
           <w:numId w:val="0"/>
         </w:numPr>
         <w:rPr>
@@ -2529,64 +3119,6 @@
                 <pic:pic xmlns:pic="http://schemas.openxmlformats.org/drawingml/2006/picture">
                   <pic:nvPicPr>
                     <pic:cNvPr id="21" name="图片 21" descr="Counter-strike 2 Screenshot 2026.05.22 - 17.09.04.09"/>
-                    <pic:cNvPicPr>
-                      <a:picLocks noChangeAspect="1"/>
-                    </pic:cNvPicPr>
-                  </pic:nvPicPr>
-                  <pic:blipFill>
-                    <a:blip r:embed="rId21"/>
-                    <a:stretch>
-                      <a:fillRect/>
-                    </a:stretch>
-                  </pic:blipFill>
-                  <pic:spPr>
-                    <a:xfrm>
-                      <a:off x="0" y="0"/>
-                      <a:ext cx="5267325" cy="3950335"/>
-                    </a:xfrm>
-                    <a:prstGeom prst="rect">
-                      <a:avLst/>
-                    </a:prstGeom>
-                  </pic:spPr>
-                </pic:pic>
-              </a:graphicData>
-            </a:graphic>
-          </wp:inline>
-        </w:drawing>
-      </w:r>
-    </w:p>
-    <w:p>
-      <w:pPr>
-        <w:numPr>
-          <w:numId w:val="0"/>
-        </w:numPr>
-        <w:rPr>
-          <w:rFonts w:hint="eastAsia" w:ascii="宋体" w:hAnsi="宋体" w:eastAsia="宋体" w:cs="宋体"/>
-          <w:sz w:val="24"/>
-          <w:szCs w:val="24"/>
-          <w:lang w:val="en-US" w:eastAsia="zh-CN"/>
-        </w:rPr>
-      </w:pPr>
-      <w:r>
-        <w:rPr>
-          <w:rFonts w:hint="eastAsia" w:ascii="宋体" w:hAnsi="宋体" w:eastAsia="宋体" w:cs="宋体"/>
-          <w:sz w:val="24"/>
-          <w:szCs w:val="24"/>
-          <w:lang w:val="en-US" w:eastAsia="zh-CN"/>
-        </w:rPr>
-        <w:drawing>
-          <wp:inline distT="0" distB="0" distL="114300" distR="114300">
-            <wp:extent cx="5267325" cy="3950335"/>
-            <wp:effectExtent l="0" t="0" r="13335" b="10160"/>
-            <wp:docPr id="22" name="图片 22" descr="Counter-strike 2 Screenshot 2026.05.22 - 17.09.25.37"/>
-            <wp:cNvGraphicFramePr>
-              <a:graphicFrameLocks xmlns:a="http://schemas.openxmlformats.org/drawingml/2006/main" noChangeAspect="1"/>
-            </wp:cNvGraphicFramePr>
-            <a:graphic xmlns:a="http://schemas.openxmlformats.org/drawingml/2006/main">
-              <a:graphicData uri="http://schemas.openxmlformats.org/drawingml/2006/picture">
-                <pic:pic xmlns:pic="http://schemas.openxmlformats.org/drawingml/2006/picture">
-                  <pic:nvPicPr>
-                    <pic:cNvPr id="22" name="图片 22" descr="Counter-strike 2 Screenshot 2026.05.22 - 17.09.25.37"/>
                     <pic:cNvPicPr>
                       <a:picLocks noChangeAspect="1"/>
                     </pic:cNvPicPr>
@@ -2617,6 +3149,65 @@
       <w:pPr>
         <w:numPr>
           <w:ilvl w:val="0"/>
+          <w:numId w:val="0"/>
+        </w:numPr>
+        <w:rPr>
+          <w:rFonts w:hint="eastAsia" w:ascii="宋体" w:hAnsi="宋体" w:eastAsia="宋体" w:cs="宋体"/>
+          <w:sz w:val="24"/>
+          <w:szCs w:val="24"/>
+          <w:lang w:val="en-US" w:eastAsia="zh-CN"/>
+        </w:rPr>
+      </w:pPr>
+      <w:r>
+        <w:rPr>
+          <w:rFonts w:hint="eastAsia" w:ascii="宋体" w:hAnsi="宋体" w:eastAsia="宋体" w:cs="宋体"/>
+          <w:sz w:val="24"/>
+          <w:szCs w:val="24"/>
+          <w:lang w:val="en-US" w:eastAsia="zh-CN"/>
+        </w:rPr>
+        <w:drawing>
+          <wp:inline distT="0" distB="0" distL="114300" distR="114300">
+            <wp:extent cx="5267325" cy="3950335"/>
+            <wp:effectExtent l="0" t="0" r="13335" b="10160"/>
+            <wp:docPr id="22" name="图片 22" descr="Counter-strike 2 Screenshot 2026.05.22 - 17.09.25.37"/>
+            <wp:cNvGraphicFramePr>
+              <a:graphicFrameLocks xmlns:a="http://schemas.openxmlformats.org/drawingml/2006/main" noChangeAspect="1"/>
+            </wp:cNvGraphicFramePr>
+            <a:graphic xmlns:a="http://schemas.openxmlformats.org/drawingml/2006/main">
+              <a:graphicData uri="http://schemas.openxmlformats.org/drawingml/2006/picture">
+                <pic:pic xmlns:pic="http://schemas.openxmlformats.org/drawingml/2006/picture">
+                  <pic:nvPicPr>
+                    <pic:cNvPr id="22" name="图片 22" descr="Counter-strike 2 Screenshot 2026.05.22 - 17.09.25.37"/>
+                    <pic:cNvPicPr>
+                      <a:picLocks noChangeAspect="1"/>
+                    </pic:cNvPicPr>
+                  </pic:nvPicPr>
+                  <pic:blipFill>
+                    <a:blip r:embed="rId23"/>
+                    <a:stretch>
+                      <a:fillRect/>
+                    </a:stretch>
+                  </pic:blipFill>
+                  <pic:spPr>
+                    <a:xfrm>
+                      <a:off x="0" y="0"/>
+                      <a:ext cx="5267325" cy="3950335"/>
+                    </a:xfrm>
+                    <a:prstGeom prst="rect">
+                      <a:avLst/>
+                    </a:prstGeom>
+                  </pic:spPr>
+                </pic:pic>
+              </a:graphicData>
+            </a:graphic>
+          </wp:inline>
+        </w:drawing>
+      </w:r>
+    </w:p>
+    <w:p>
+      <w:pPr>
+        <w:numPr>
+          <w:ilvl w:val="0"/>
           <w:numId w:val="6"/>
         </w:numPr>
         <w:ind w:left="0" w:leftChars="0" w:firstLine="0" w:firstLineChars="0"/>
@@ -2640,6 +3231,7 @@
     <w:p>
       <w:pPr>
         <w:numPr>
+          <w:ilvl w:val="0"/>
           <w:numId w:val="0"/>
         </w:numPr>
         <w:ind w:leftChars="0"/>
@@ -2663,20 +3255,22 @@
     <w:p>
       <w:pPr>
         <w:numPr>
-          <w:numId w:val="0"/>
-        </w:numPr>
-        <w:ind w:leftChars="0"/>
-        <w:rPr>
-          <w:rFonts w:hint="eastAsia" w:ascii="宋体" w:hAnsi="宋体" w:eastAsia="宋体" w:cs="宋体"/>
-          <w:sz w:val="24"/>
-          <w:szCs w:val="24"/>
-          <w:lang w:val="en-US" w:eastAsia="zh-CN"/>
-        </w:rPr>
-      </w:pPr>
-    </w:p>
-    <w:p>
-      <w:pPr>
-        <w:numPr>
+          <w:ilvl w:val="0"/>
+          <w:numId w:val="0"/>
+        </w:numPr>
+        <w:ind w:leftChars="0"/>
+        <w:rPr>
+          <w:rFonts w:hint="eastAsia" w:ascii="宋体" w:hAnsi="宋体" w:eastAsia="宋体" w:cs="宋体"/>
+          <w:sz w:val="24"/>
+          <w:szCs w:val="24"/>
+          <w:lang w:val="en-US" w:eastAsia="zh-CN"/>
+        </w:rPr>
+      </w:pPr>
+    </w:p>
+    <w:p>
+      <w:pPr>
+        <w:numPr>
+          <w:ilvl w:val="0"/>
           <w:numId w:val="0"/>
         </w:numPr>
         <w:ind w:leftChars="0"/>
@@ -2710,7 +3304,7 @@
                     </pic:cNvPicPr>
                   </pic:nvPicPr>
                   <pic:blipFill>
-                    <a:blip r:embed="rId23"/>
+                    <a:blip r:embed="rId24"/>
                     <a:stretch>
                       <a:fillRect/>
                     </a:stretch>
@@ -2738,47 +3332,31 @@
     <w:p>
       <w:pPr>
         <w:numPr>
-          <w:numId w:val="0"/>
-        </w:numPr>
-        <w:ind w:leftChars="0"/>
-        <w:rPr>
-          <w:rFonts w:hint="eastAsia" w:ascii="宋体" w:hAnsi="宋体" w:eastAsia="宋体" w:cs="宋体"/>
-          <w:sz w:val="24"/>
-          <w:szCs w:val="24"/>
-          <w:lang w:val="en-US" w:eastAsia="zh-CN"/>
-        </w:rPr>
-      </w:pPr>
-      <w:r>
-        <w:rPr>
-          <w:rFonts w:hint="eastAsia" w:ascii="宋体" w:hAnsi="宋体" w:eastAsia="宋体" w:cs="宋体"/>
-          <w:sz w:val="24"/>
-          <w:szCs w:val="24"/>
-          <w:lang w:val="en-US" w:eastAsia="zh-CN"/>
-        </w:rPr>
-        <w:t>这样修改游戏里的画面设置之后好像会自动改回去，可以在这个路径下新建一个autoexec</w:t>
-      </w:r>
-      <w:r>
-        <w:rPr>
-          <w:rFonts w:hint="eastAsia" w:ascii="宋体" w:hAnsi="宋体" w:eastAsia="宋体" w:cs="宋体"/>
-          <w:sz w:val="24"/>
-          <w:szCs w:val="24"/>
-          <w:lang w:val="en-US" w:eastAsia="zh-CN"/>
-        </w:rPr>
-        <w:t>.</w:t>
-      </w:r>
-      <w:r>
-        <w:rPr>
-          <w:rFonts w:hint="eastAsia" w:ascii="宋体" w:hAnsi="宋体" w:eastAsia="宋体" w:cs="宋体"/>
-          <w:sz w:val="24"/>
-          <w:szCs w:val="24"/>
-          <w:lang w:val="en-US" w:eastAsia="zh-CN"/>
-        </w:rPr>
-        <w:t>cfg文件，记事本打开，写入：</w:t>
-      </w:r>
-    </w:p>
-    <w:p>
-      <w:pPr>
-        <w:numPr>
+          <w:ilvl w:val="0"/>
+          <w:numId w:val="0"/>
+        </w:numPr>
+        <w:ind w:leftChars="0"/>
+        <w:rPr>
+          <w:rFonts w:hint="eastAsia" w:ascii="宋体" w:hAnsi="宋体" w:eastAsia="宋体" w:cs="宋体"/>
+          <w:sz w:val="24"/>
+          <w:szCs w:val="24"/>
+          <w:lang w:val="en-US" w:eastAsia="zh-CN"/>
+        </w:rPr>
+      </w:pPr>
+      <w:r>
+        <w:rPr>
+          <w:rFonts w:hint="eastAsia" w:ascii="宋体" w:hAnsi="宋体" w:eastAsia="宋体" w:cs="宋体"/>
+          <w:sz w:val="24"/>
+          <w:szCs w:val="24"/>
+          <w:lang w:val="en-US" w:eastAsia="zh-CN"/>
+        </w:rPr>
+        <w:t>这样修改游戏里的画面设置之后好像会自动改回去，可以在这个路径下新建一个autoexec.cfg文件，记事本打开，写入：</w:t>
+      </w:r>
+    </w:p>
+    <w:p>
+      <w:pPr>
+        <w:numPr>
+          <w:ilvl w:val="0"/>
           <w:numId w:val="0"/>
         </w:numPr>
         <w:ind w:leftChars="0"/>
@@ -2802,6 +3380,7 @@
     <w:p>
       <w:pPr>
         <w:numPr>
+          <w:ilvl w:val="0"/>
           <w:numId w:val="0"/>
         </w:numPr>
         <w:ind w:leftChars="0"/>
@@ -2825,6 +3404,7 @@
     <w:p>
       <w:pPr>
         <w:numPr>
+          <w:ilvl w:val="0"/>
           <w:numId w:val="0"/>
         </w:numPr>
         <w:ind w:leftChars="0"/>
@@ -2848,47 +3428,31 @@
     <w:p>
       <w:pPr>
         <w:numPr>
-          <w:numId w:val="0"/>
-        </w:numPr>
-        <w:ind w:leftChars="0"/>
-        <w:rPr>
-          <w:rFonts w:hint="eastAsia" w:ascii="宋体" w:hAnsi="宋体" w:eastAsia="宋体" w:cs="宋体"/>
-          <w:sz w:val="24"/>
-          <w:szCs w:val="24"/>
-          <w:lang w:val="en-US" w:eastAsia="zh-CN"/>
-        </w:rPr>
-      </w:pPr>
-      <w:r>
-        <w:rPr>
-          <w:rFonts w:hint="eastAsia" w:ascii="宋体" w:hAnsi="宋体" w:eastAsia="宋体" w:cs="宋体"/>
-          <w:sz w:val="24"/>
-          <w:szCs w:val="24"/>
-          <w:lang w:val="en-US" w:eastAsia="zh-CN"/>
-        </w:rPr>
-        <w:t>这三句，然后保存，这个优先级更高，就算后面cs2_video里面的改回去了，autoexec</w:t>
-      </w:r>
-      <w:r>
-        <w:rPr>
-          <w:rFonts w:hint="eastAsia" w:ascii="宋体" w:hAnsi="宋体" w:eastAsia="宋体" w:cs="宋体"/>
-          <w:sz w:val="24"/>
-          <w:szCs w:val="24"/>
-          <w:lang w:val="en-US" w:eastAsia="zh-CN"/>
-        </w:rPr>
-        <w:t>.</w:t>
-      </w:r>
-      <w:r>
-        <w:rPr>
-          <w:rFonts w:hint="eastAsia" w:ascii="宋体" w:hAnsi="宋体" w:eastAsia="宋体" w:cs="宋体"/>
-          <w:sz w:val="24"/>
-          <w:szCs w:val="24"/>
-          <w:lang w:val="en-US" w:eastAsia="zh-CN"/>
-        </w:rPr>
-        <w:t>cfg也会强制性把CPU，GPU，显存这些设回0</w:t>
-      </w:r>
-    </w:p>
-    <w:p>
-      <w:pPr>
-        <w:numPr>
+          <w:ilvl w:val="0"/>
+          <w:numId w:val="0"/>
+        </w:numPr>
+        <w:ind w:leftChars="0"/>
+        <w:rPr>
+          <w:rFonts w:hint="eastAsia" w:ascii="宋体" w:hAnsi="宋体" w:eastAsia="宋体" w:cs="宋体"/>
+          <w:sz w:val="24"/>
+          <w:szCs w:val="24"/>
+          <w:lang w:val="en-US" w:eastAsia="zh-CN"/>
+        </w:rPr>
+      </w:pPr>
+      <w:r>
+        <w:rPr>
+          <w:rFonts w:hint="eastAsia" w:ascii="宋体" w:hAnsi="宋体" w:eastAsia="宋体" w:cs="宋体"/>
+          <w:sz w:val="24"/>
+          <w:szCs w:val="24"/>
+          <w:lang w:val="en-US" w:eastAsia="zh-CN"/>
+        </w:rPr>
+        <w:t>这三句，然后保存，这个优先级更高，就算后面cs2_video里面的改回去了，autoexec.cfg也会强制性把CPU，GPU，显存这些设回0</w:t>
+      </w:r>
+    </w:p>
+    <w:p>
+      <w:pPr>
+        <w:numPr>
+          <w:ilvl w:val="0"/>
           <w:numId w:val="0"/>
         </w:numPr>
         <w:ind w:leftChars="0"/>
@@ -2922,7 +3486,7 @@
                     </pic:cNvPicPr>
                   </pic:nvPicPr>
                   <pic:blipFill>
-                    <a:blip r:embed="rId24"/>
+                    <a:blip r:embed="rId25"/>
                     <a:stretch>
                       <a:fillRect/>
                     </a:stretch>
@@ -2974,6 +3538,7 @@
     <w:p>
       <w:pPr>
         <w:numPr>
+          <w:ilvl w:val="0"/>
           <w:numId w:val="0"/>
         </w:numPr>
         <w:ind w:leftChars="0"/>
@@ -2997,6 +3562,7 @@
     <w:p>
       <w:pPr>
         <w:numPr>
+          <w:ilvl w:val="0"/>
           <w:numId w:val="0"/>
         </w:numPr>
         <w:ind w:leftChars="0"/>
@@ -3032,7 +3598,7 @@
                     </pic:cNvPicPr>
                   </pic:nvPicPr>
                   <pic:blipFill>
-                    <a:blip r:embed="rId25"/>
+                    <a:blip r:embed="rId26"/>
                     <a:srcRect b="9458"/>
                     <a:stretch>
                       <a:fillRect/>
@@ -3057,6 +3623,7 @@
     <w:p>
       <w:pPr>
         <w:numPr>
+          <w:ilvl w:val="0"/>
           <w:numId w:val="0"/>
         </w:numPr>
         <w:ind w:leftChars="0"/>
@@ -3092,7 +3659,7 @@
                     </pic:cNvPicPr>
                   </pic:nvPicPr>
                   <pic:blipFill>
-                    <a:blip r:embed="rId26"/>
+                    <a:blip r:embed="rId27"/>
                     <a:srcRect b="12847"/>
                     <a:stretch>
                       <a:fillRect/>
@@ -3117,6 +3684,7 @@
     <w:p>
       <w:pPr>
         <w:numPr>
+          <w:ilvl w:val="0"/>
           <w:numId w:val="0"/>
         </w:numPr>
         <w:ind w:leftChars="0"/>
@@ -3140,6 +3708,7 @@
     <w:p>
       <w:pPr>
         <w:numPr>
+          <w:ilvl w:val="0"/>
           <w:numId w:val="0"/>
         </w:numPr>
         <w:ind w:leftChars="0"/>
@@ -3173,7 +3742,7 @@
                     </pic:cNvPicPr>
                   </pic:nvPicPr>
                   <pic:blipFill>
-                    <a:blip r:embed="rId27"/>
+                    <a:blip r:embed="rId28"/>
                     <a:stretch>
                       <a:fillRect/>
                     </a:stretch>
@@ -3201,6 +3770,7 @@
     <w:p>
       <w:pPr>
         <w:numPr>
+          <w:ilvl w:val="0"/>
           <w:numId w:val="0"/>
         </w:numPr>
         <w:ind w:leftChars="0"/>
@@ -3224,6 +3794,7 @@
     <w:p>
       <w:pPr>
         <w:numPr>
+          <w:ilvl w:val="0"/>
           <w:numId w:val="0"/>
         </w:numPr>
         <w:ind w:leftChars="0"/>
@@ -3257,7 +3828,7 @@
                     </pic:cNvPicPr>
                   </pic:nvPicPr>
                   <pic:blipFill>
-                    <a:blip r:embed="rId28"/>
+                    <a:blip r:embed="rId29"/>
                     <a:stretch>
                       <a:fillRect/>
                     </a:stretch>
@@ -3285,20 +3856,22 @@
     <w:p>
       <w:pPr>
         <w:numPr>
-          <w:numId w:val="0"/>
-        </w:numPr>
-        <w:ind w:leftChars="0"/>
-        <w:rPr>
-          <w:rFonts w:hint="eastAsia" w:ascii="宋体" w:hAnsi="宋体" w:eastAsia="宋体" w:cs="宋体"/>
-          <w:sz w:val="24"/>
-          <w:szCs w:val="24"/>
-          <w:lang w:val="en-US" w:eastAsia="zh-CN"/>
-        </w:rPr>
-      </w:pPr>
-    </w:p>
-    <w:p>
-      <w:pPr>
-        <w:numPr>
+          <w:ilvl w:val="0"/>
+          <w:numId w:val="0"/>
+        </w:numPr>
+        <w:ind w:leftChars="0"/>
+        <w:rPr>
+          <w:rFonts w:hint="eastAsia" w:ascii="宋体" w:hAnsi="宋体" w:eastAsia="宋体" w:cs="宋体"/>
+          <w:sz w:val="24"/>
+          <w:szCs w:val="24"/>
+          <w:lang w:val="en-US" w:eastAsia="zh-CN"/>
+        </w:rPr>
+      </w:pPr>
+    </w:p>
+    <w:p>
+      <w:pPr>
+        <w:numPr>
+          <w:ilvl w:val="0"/>
           <w:numId w:val="0"/>
         </w:numPr>
         <w:ind w:leftChars="0"/>
@@ -3322,20 +3895,22 @@
     <w:p>
       <w:pPr>
         <w:numPr>
-          <w:numId w:val="0"/>
-        </w:numPr>
-        <w:ind w:leftChars="0"/>
-        <w:rPr>
-          <w:rFonts w:hint="eastAsia" w:ascii="宋体" w:hAnsi="宋体" w:eastAsia="宋体" w:cs="宋体"/>
-          <w:sz w:val="24"/>
-          <w:szCs w:val="24"/>
-          <w:lang w:val="en-US" w:eastAsia="zh-CN"/>
-        </w:rPr>
-      </w:pPr>
-    </w:p>
-    <w:p>
-      <w:pPr>
-        <w:numPr>
+          <w:ilvl w:val="0"/>
+          <w:numId w:val="0"/>
+        </w:numPr>
+        <w:ind w:leftChars="0"/>
+        <w:rPr>
+          <w:rFonts w:hint="eastAsia" w:ascii="宋体" w:hAnsi="宋体" w:eastAsia="宋体" w:cs="宋体"/>
+          <w:sz w:val="24"/>
+          <w:szCs w:val="24"/>
+          <w:lang w:val="en-US" w:eastAsia="zh-CN"/>
+        </w:rPr>
+      </w:pPr>
+    </w:p>
+    <w:p>
+      <w:pPr>
+        <w:numPr>
+          <w:ilvl w:val="0"/>
           <w:numId w:val="0"/>
         </w:numPr>
         <w:ind w:leftChars="0"/>
@@ -3572,7 +4147,7 @@
     <w:lsdException w:qFormat="1" w:unhideWhenUsed="0" w:uiPriority="0" w:semiHidden="0" w:name="Title"/>
     <w:lsdException w:unhideWhenUsed="0" w:uiPriority="0" w:semiHidden="0" w:name="Closing"/>
     <w:lsdException w:unhideWhenUsed="0" w:uiPriority="0" w:semiHidden="0" w:name="Signature"/>
-    <w:lsdException w:unhideWhenUsed="0" w:uiPriority="0" w:name="Default Paragraph Font"/>
+    <w:lsdException w:qFormat="1" w:unhideWhenUsed="0" w:uiPriority="0" w:name="Default Paragraph Font"/>
     <w:lsdException w:unhideWhenUsed="0" w:uiPriority="0" w:semiHidden="0" w:name="Body Text"/>
     <w:lsdException w:unhideWhenUsed="0" w:uiPriority="0" w:semiHidden="0" w:name="Body Text Indent"/>
     <w:lsdException w:unhideWhenUsed="0" w:uiPriority="0" w:semiHidden="0" w:name="List Continue"/>
@@ -3610,7 +4185,7 @@
     <w:lsdException w:unhideWhenUsed="0" w:uiPriority="0" w:semiHidden="0" w:name="HTML Sample"/>
     <w:lsdException w:unhideWhenUsed="0" w:uiPriority="0" w:semiHidden="0" w:name="HTML Typewriter"/>
     <w:lsdException w:unhideWhenUsed="0" w:uiPriority="0" w:semiHidden="0" w:name="HTML Variable"/>
-    <w:lsdException w:unhideWhenUsed="0" w:uiPriority="0" w:name="Normal Table"/>
+    <w:lsdException w:qFormat="1" w:unhideWhenUsed="0" w:uiPriority="0" w:name="Normal Table"/>
     <w:lsdException w:unhideWhenUsed="0" w:uiPriority="0" w:semiHidden="0" w:name="annotation subject"/>
     <w:lsdException w:unhideWhenUsed="0" w:uiPriority="0" w:semiHidden="0" w:name="Table Simple 1"/>
     <w:lsdException w:unhideWhenUsed="0" w:uiPriority="0" w:semiHidden="0" w:name="Table Simple 2"/>
@@ -3775,11 +4350,13 @@
   <w:style w:type="character" w:default="1" w:styleId="3">
     <w:name w:val="Default Paragraph Font"/>
     <w:semiHidden/>
+    <w:qFormat/>
     <w:uiPriority w:val="0"/>
   </w:style>
   <w:style w:type="table" w:default="1" w:styleId="2">
     <w:name w:val="Normal Table"/>
     <w:semiHidden/>
+    <w:qFormat/>
     <w:uiPriority w:val="0"/>
     <w:tblPr>
       <w:tblCellMar>
